--- a/可直接打开的Word版/01_SPSS菜单与输出速查.docx
+++ b/可直接打开的Word版/01_SPSS菜单与输出速查.docx
@@ -26,7 +26,7 @@
           <w:rFonts w:ascii="Microsoft YaHei" w:hAnsi="Microsoft YaHei" w:eastAsia="Microsoft YaHei"/>
           <w:sz w:val="22"/>
         </w:rPr>
-        <w:t>变量视图：</w:t>
+        <w:t>变量视图（Variable View）：</w:t>
       </w:r>
     </w:p>
     <w:p/>
@@ -39,7 +39,7 @@
           <w:rFonts w:ascii="Microsoft YaHei" w:hAnsi="Microsoft YaHei" w:eastAsia="Microsoft YaHei"/>
           <w:sz w:val="22"/>
         </w:rPr>
-        <w:t>Name：变量名，只用英文或拼音，不能有空格。</w:t>
+        <w:t>名称（Name）：变量名，只用英文或拼音，不能有空格。</w:t>
       </w:r>
     </w:p>
     <w:p>
@@ -51,7 +51,7 @@
           <w:rFonts w:ascii="Microsoft YaHei" w:hAnsi="Microsoft YaHei" w:eastAsia="Microsoft YaHei"/>
           <w:sz w:val="22"/>
         </w:rPr>
-        <w:t>Type：类型，一般用 Numeric。</w:t>
+        <w:t>类型（Type）：类型，一般用数值 Numeric。</w:t>
       </w:r>
     </w:p>
     <w:p>
@@ -63,7 +63,7 @@
           <w:rFonts w:ascii="Microsoft YaHei" w:hAnsi="Microsoft YaHei" w:eastAsia="Microsoft YaHei"/>
           <w:sz w:val="22"/>
         </w:rPr>
-        <w:t>Label：变量说明，可以写中文，如“治疗前血压”。</w:t>
+        <w:t>标签（Label）：变量说明，可以写中文，如“治疗前血压”。</w:t>
       </w:r>
     </w:p>
     <w:p>
@@ -75,7 +75,7 @@
           <w:rFonts w:ascii="Microsoft YaHei" w:hAnsi="Microsoft YaHei" w:eastAsia="Microsoft YaHei"/>
           <w:sz w:val="22"/>
         </w:rPr>
-        <w:t>Values：分类变量的编码说明，如 1=男，2=女；1=治疗组，2=对照组。</w:t>
+        <w:t>值（Values）：分类变量的编码说明，如 1=男，2=女；1=治疗组，2=对照组。</w:t>
       </w:r>
     </w:p>
     <w:p>
@@ -87,7 +87,7 @@
           <w:rFonts w:ascii="Microsoft YaHei" w:hAnsi="Microsoft YaHei" w:eastAsia="Microsoft YaHei"/>
           <w:sz w:val="22"/>
         </w:rPr>
-        <w:t>Measure：计量资料选 Scale；无序分类选 Nominal；等级资料选 Ordinal。</w:t>
+        <w:t>测量（Measure）：计量资料选标度 Scale；无序分类选名义 Nominal；等级资料选有序 Ordinal。</w:t>
       </w:r>
     </w:p>
     <w:p/>
@@ -97,7 +97,7 @@
           <w:rFonts w:ascii="Microsoft YaHei" w:hAnsi="Microsoft YaHei" w:eastAsia="Microsoft YaHei"/>
           <w:sz w:val="22"/>
         </w:rPr>
-        <w:t>数据视图：</w:t>
+        <w:t>数据视图（Data View）：</w:t>
       </w:r>
     </w:p>
     <w:p/>
@@ -143,7 +143,7 @@
         <w:pStyle w:val="Heading2"/>
       </w:pPr>
       <w:r>
-        <w:t>常用菜单</w:t>
+        <w:t>常用菜单（中文在前，英文对照）</w:t>
       </w:r>
     </w:p>
     <w:p/>
@@ -153,7 +153,7 @@
           <w:rFonts w:ascii="Microsoft YaHei" w:hAnsi="Microsoft YaHei" w:eastAsia="Microsoft YaHei"/>
           <w:sz w:val="22"/>
         </w:rPr>
-        <w:t>| 任务 | SPSS菜单 | 主要输出 | 看哪里 |</w:t>
+        <w:t>| 任务 | 中文菜单 | 英文菜单 | 主要输出 | 看哪里 |</w:t>
       </w:r>
     </w:p>
     <w:p>
@@ -171,7 +171,7 @@
           <w:rFonts w:ascii="Microsoft YaHei" w:hAnsi="Microsoft YaHei" w:eastAsia="Microsoft YaHei"/>
           <w:sz w:val="22"/>
         </w:rPr>
-        <w:t>| 计量资料描述 | Analyze &gt; Descriptive Statistics &gt; Explore | Descriptives、Tests of Normality | 均数、标准差、中位数、Shapiro-Wilk |</w:t>
+        <w:t>| 计量资料描述 | 分析 &gt; 描述统计 &gt; 探索 | Analyze &gt; Descriptive Statistics &gt; Explore | 描述（Descriptives）、正态性检验（Tests of Normality） | 均数、标准差、中位数、Shapiro-Wilk |</w:t>
       </w:r>
     </w:p>
     <w:p>
@@ -180,7 +180,7 @@
           <w:rFonts w:ascii="Microsoft YaHei" w:hAnsi="Microsoft YaHei" w:eastAsia="Microsoft YaHei"/>
           <w:sz w:val="22"/>
         </w:rPr>
-        <w:t>| 频数/构成比 | Analyze &gt; Descriptive Statistics &gt; Frequencies | Frequency Table | 频数、百分比 |</w:t>
+        <w:t>| 频数/构成比 | 分析 &gt; 描述统计 &gt; 频率 | Analyze &gt; Descriptive Statistics &gt; Frequencies | 频率表（Frequency Table） | 频数、百分比 |</w:t>
       </w:r>
     </w:p>
     <w:p>
@@ -189,7 +189,7 @@
           <w:rFonts w:ascii="Microsoft YaHei" w:hAnsi="Microsoft YaHei" w:eastAsia="Microsoft YaHei"/>
           <w:sz w:val="22"/>
         </w:rPr>
-        <w:t>| 单样本t检验 | Analyze &gt; Compare Means &gt; One-Sample T Test | One-Sample Test | Sig.(2-tailed) |</w:t>
+        <w:t>| 单样本t检验 | 分析 &gt; 比较均值 &gt; 单样本 T 检验 | Analyze &gt; Compare Means &gt; One-Sample T Test | 单样本检验（One-Sample Test） | Sig.(2-tailed) / 双侧显著性 |</w:t>
       </w:r>
     </w:p>
     <w:p>
@@ -198,7 +198,7 @@
           <w:rFonts w:ascii="Microsoft YaHei" w:hAnsi="Microsoft YaHei" w:eastAsia="Microsoft YaHei"/>
           <w:sz w:val="22"/>
         </w:rPr>
-        <w:t>| 配对t检验 | Analyze &gt; Compare Means &gt; Paired-Samples T Test | Paired Samples Test | Sig.(2-tailed) |</w:t>
+        <w:t>| 配对t检验 | 分析 &gt; 比较均值 &gt; 配对样本 T 检验 | Analyze &gt; Compare Means &gt; Paired-Samples T Test | 配对样本检验（Paired Samples Test） | Sig.(2-tailed) / 双侧显著性 |</w:t>
       </w:r>
     </w:p>
     <w:p>
@@ -207,7 +207,7 @@
           <w:rFonts w:ascii="Microsoft YaHei" w:hAnsi="Microsoft YaHei" w:eastAsia="Microsoft YaHei"/>
           <w:sz w:val="22"/>
         </w:rPr>
-        <w:t>| 独立样本t检验 | Analyze &gt; Compare Means &gt; Independent-Samples T Test | Independent Samples Test | 先Levene，再Sig.(2-tailed) |</w:t>
+        <w:t>| 独立样本t检验 | 分析 &gt; 比较均值 &gt; 独立样本 T 检验 | Analyze &gt; Compare Means &gt; Independent-Samples T Test | 独立样本检验（Independent Samples Test） | 先看 Levene，再看 Sig.(2-tailed) |</w:t>
       </w:r>
     </w:p>
     <w:p>
@@ -216,7 +216,7 @@
           <w:rFonts w:ascii="Microsoft YaHei" w:hAnsi="Microsoft YaHei" w:eastAsia="Microsoft YaHei"/>
           <w:sz w:val="22"/>
         </w:rPr>
-        <w:t>| 单因素方差分析 | Analyze &gt; Compare Means &gt; One-Way ANOVA | ANOVA | Sig. |</w:t>
+        <w:t>| 单因素方差分析 | 分析 &gt; 比较均值 &gt; 单因素 ANOVA | Analyze &gt; Compare Means &gt; One-Way ANOVA | ANOVA | Sig. / 显著性 |</w:t>
       </w:r>
     </w:p>
     <w:p>
@@ -225,7 +225,7 @@
           <w:rFonts w:ascii="Microsoft YaHei" w:hAnsi="Microsoft YaHei" w:eastAsia="Microsoft YaHei"/>
           <w:sz w:val="22"/>
         </w:rPr>
-        <w:t>| 多因素方差分析 | Analyze &gt; General Linear Model &gt; Univariate | Tests of Between-Subjects Effects | 每个因素对应Sig. |</w:t>
+        <w:t>| 多因素方差分析 | 分析 &gt; 一般线性模型 &gt; 单变量 | Analyze &gt; General Linear Model &gt; Univariate | 主体间效应检验（Tests of Between-Subjects Effects） | 每个因素对应 Sig. |</w:t>
       </w:r>
     </w:p>
     <w:p>
@@ -234,7 +234,7 @@
           <w:rFonts w:ascii="Microsoft YaHei" w:hAnsi="Microsoft YaHei" w:eastAsia="Microsoft YaHei"/>
           <w:sz w:val="22"/>
         </w:rPr>
-        <w:t>| χ²检验 | Analyze &gt; Descriptive Statistics &gt; Crosstabs | Chi-Square Tests | Pearson Chi-Square |</w:t>
+        <w:t>| χ²检验 | 分析 &gt; 描述统计 &gt; 交叉表 | Analyze &gt; Descriptive Statistics &gt; Crosstabs | 卡方检验（Chi-Square Tests） | Pearson Chi-Square |</w:t>
       </w:r>
     </w:p>
     <w:p>
@@ -243,7 +243,7 @@
           <w:rFonts w:ascii="Microsoft YaHei" w:hAnsi="Microsoft YaHei" w:eastAsia="Microsoft YaHei"/>
           <w:sz w:val="22"/>
         </w:rPr>
-        <w:t>| 非参数检验 | Analyze &gt; Nonparametric Tests &gt; Legacy Dialogs | Test Statistics | Asymp. Sig. |</w:t>
+        <w:t>| 非参数检验 | 分析 &gt; 非参数检验 &gt; 旧对话框 | Analyze &gt; Nonparametric Tests &gt; Legacy Dialogs | 检验统计量（Test Statistics） | Asymp. Sig. / 渐近显著性 |</w:t>
       </w:r>
     </w:p>
     <w:p>
@@ -252,7 +252,7 @@
           <w:rFonts w:ascii="Microsoft YaHei" w:hAnsi="Microsoft YaHei" w:eastAsia="Microsoft YaHei"/>
           <w:sz w:val="22"/>
         </w:rPr>
-        <w:t>| 相关分析 | Analyze &gt; Correlate &gt; Bivariate | Correlations | Pearson Correlation、Sig. |</w:t>
+        <w:t>| 相关分析 | 分析 &gt; 相关 &gt; 双变量 | Analyze &gt; Correlate &gt; Bivariate | 相关性（Correlations） | Pearson Correlation、Sig. |</w:t>
       </w:r>
     </w:p>
     <w:p>
@@ -261,7 +261,7 @@
           <w:rFonts w:ascii="Microsoft YaHei" w:hAnsi="Microsoft YaHei" w:eastAsia="Microsoft YaHei"/>
           <w:sz w:val="22"/>
         </w:rPr>
-        <w:t>| 线性回归 | Analyze &gt; Regression &gt; Linear | Model Summary、ANOVA、Coefficients | R²、模型P、B和P |</w:t>
+        <w:t>| 线性回归 | 分析 &gt; 回归 &gt; 线性 | Analyze &gt; Regression &gt; Linear | 模型摘要、ANOVA、系数（Model Summary、ANOVA、Coefficients） | R²、模型P、B和P |</w:t>
       </w:r>
     </w:p>
     <w:p>
@@ -270,7 +270,7 @@
           <w:rFonts w:ascii="Microsoft YaHei" w:hAnsi="Microsoft YaHei" w:eastAsia="Microsoft YaHei"/>
           <w:sz w:val="22"/>
         </w:rPr>
-        <w:t>| Logistic回归 | Analyze &gt; Regression &gt; Binary Logistic | Variables in the Equation | B、Sig.、Exp(B) |</w:t>
+        <w:t>| Logistic回归 | 分析 &gt; 回归 &gt; 二元 Logistic | Analyze &gt; Regression &gt; Binary Logistic | 方程中的变量（Variables in the Equation） | B、Sig.、Exp(B) |</w:t>
       </w:r>
     </w:p>
     <w:p>
@@ -279,7 +279,7 @@
           <w:rFonts w:ascii="Microsoft YaHei" w:hAnsi="Microsoft YaHei" w:eastAsia="Microsoft YaHei"/>
           <w:sz w:val="22"/>
         </w:rPr>
-        <w:t>| 作图 | Graphs &gt; Chart Builder | 图形 | 图形类型是否匹配资料 |</w:t>
+        <w:t>| 作图 | 图形 &gt; 图表构建器 | Graphs &gt; Chart Builder | 图形 | 图形类型是否匹配资料 |</w:t>
       </w:r>
     </w:p>
     <w:p/>
@@ -545,7 +545,6 @@
         <w:t>β&gt;0 时 OR&gt;1；β&lt;0 时 OR&lt;1。</w:t>
       </w:r>
     </w:p>
-    <w:p/>
     <w:sectPr>
       <w:pgSz w:w="12240" w:h="15840"/>
       <w:pgMar w:top="1440" w:right="1800" w:bottom="1440" w:left="1800" w:header="720" w:footer="720" w:gutter="0"/>
